--- a/名前・命令語リスト.docx
+++ b/名前・命令語リスト.docx
@@ -616,188 +616,204 @@
     </w:p>
     <w:p>
       <w:pPr>
-        <w:ind w:firstLineChars="900" w:firstLine="2168"/>
-        <w:rPr>
-          <w:rFonts w:ascii="ＭＳ Ｐゴシック" w:eastAsia="ＭＳ Ｐゴシック" w:hAnsi="ＭＳ Ｐゴシック"/>
-          <w:color w:val="0070C0"/>
-          <w:sz w:val="22"/>
-        </w:rPr>
-      </w:pPr>
-      <w:r>
-        <w:rPr>
-          <w:rFonts w:ascii="ＭＳ Ｐゴシック" w:eastAsia="ＭＳ Ｐゴシック" w:hAnsi="ＭＳ Ｐゴシック"/>
-          <w:b/>
-          <w:color w:val="0070C0"/>
-        </w:rPr>
-        <w:t xml:space="preserve">かわいい　</w:t>
-      </w:r>
-      <w:r>
-        <w:rPr>
-          <w:rFonts w:ascii="ＭＳ Ｐゴシック" w:eastAsia="ＭＳ Ｐゴシック" w:hAnsi="ＭＳ Ｐゴシック"/>
-          <w:color w:val="0070C0"/>
-        </w:rPr>
-        <w:t>可愛いね</w:t>
-      </w:r>
-      <w:r>
-        <w:rPr>
-          <w:rFonts w:ascii="ＭＳ Ｐゴシック" w:eastAsia="ＭＳ Ｐゴシック" w:hAnsi="ＭＳ Ｐゴシック"/>
-          <w:b/>
-          <w:color w:val="0070C0"/>
-        </w:rPr>
-        <w:t xml:space="preserve">　おりこう　</w:t>
-      </w:r>
-      <w:r>
-        <w:rPr>
-          <w:rFonts w:ascii="ＭＳ Ｐゴシック" w:eastAsia="ＭＳ Ｐゴシック" w:hAnsi="ＭＳ Ｐゴシック"/>
-          <w:color w:val="0070C0"/>
-        </w:rPr>
-        <w:t>お利口ね</w:t>
-      </w:r>
-      <w:r>
-        <w:rPr>
-          <w:rFonts w:ascii="ＭＳ Ｐゴシック" w:eastAsia="ＭＳ Ｐゴシック" w:hAnsi="ＭＳ Ｐゴシック" w:hint="eastAsia"/>
-          <w:color w:val="0070C0"/>
-        </w:rPr>
-        <w:t xml:space="preserve"> </w:t>
-      </w:r>
-      <w:r>
-        <w:rPr>
-          <w:rFonts w:ascii="ＭＳ Ｐゴシック" w:eastAsia="ＭＳ Ｐゴシック" w:hAnsi="ＭＳ Ｐゴシック"/>
-          <w:color w:val="0070C0"/>
-        </w:rPr>
-        <w:t xml:space="preserve"> </w:t>
-      </w:r>
-      <w:r>
-        <w:rPr>
-          <w:rFonts w:ascii="ＭＳ Ｐゴシック" w:eastAsia="ＭＳ Ｐゴシック" w:hAnsi="ＭＳ Ｐゴシック"/>
-          <w:b/>
-          <w:color w:val="0070C0"/>
-        </w:rPr>
-        <w:t>よし</w:t>
-      </w:r>
-      <w:r>
-        <w:rPr>
-          <w:rFonts w:ascii="ＭＳ Ｐゴシック" w:eastAsia="ＭＳ Ｐゴシック" w:hAnsi="ＭＳ Ｐゴシック" w:hint="eastAsia"/>
-          <w:b/>
-          <w:color w:val="0070C0"/>
-        </w:rPr>
-        <w:t xml:space="preserve"> </w:t>
-      </w:r>
-      <w:r>
-        <w:rPr>
-          <w:rFonts w:ascii="ＭＳ Ｐゴシック" w:eastAsia="ＭＳ Ｐゴシック" w:hAnsi="ＭＳ Ｐゴシック"/>
-          <w:color w:val="0070C0"/>
-          <w:sz w:val="22"/>
-        </w:rPr>
-        <w:t xml:space="preserve">　カワイカワイ</w:t>
-      </w:r>
-      <w:r>
-        <w:rPr>
-          <w:rFonts w:ascii="ＭＳ Ｐゴシック" w:eastAsia="ＭＳ Ｐゴシック" w:hAnsi="ＭＳ Ｐゴシック"/>
-          <w:b/>
-          <w:color w:val="0070C0"/>
-          <w:sz w:val="22"/>
-        </w:rPr>
-        <w:t xml:space="preserve">　</w:t>
-      </w:r>
-      <w:r>
-        <w:rPr>
-          <w:rFonts w:ascii="ＭＳ Ｐゴシック" w:eastAsia="ＭＳ Ｐゴシック" w:hAnsi="ＭＳ Ｐゴシック" w:hint="eastAsia"/>
-          <w:b/>
-          <w:color w:val="0070C0"/>
-          <w:sz w:val="22"/>
-        </w:rPr>
-        <w:t>;</w:t>
-      </w:r>
-      <w:r>
-        <w:rPr>
-          <w:rFonts w:ascii="ＭＳ Ｐゴシック" w:eastAsia="ＭＳ Ｐゴシック" w:hAnsi="ＭＳ Ｐゴシック"/>
-          <w:b/>
-          <w:color w:val="0070C0"/>
-          <w:sz w:val="22"/>
-        </w:rPr>
-        <w:t xml:space="preserve">　</w:t>
-      </w:r>
-      <w:r>
-        <w:rPr>
-          <w:rFonts w:ascii="ＭＳ Ｐゴシック" w:eastAsia="ＭＳ Ｐゴシック" w:hAnsi="ＭＳ Ｐゴシック" w:hint="eastAsia"/>
-          <w:b/>
-          <w:color w:val="0070C0"/>
-          <w:sz w:val="22"/>
-        </w:rPr>
-        <w:t>[ペット名]</w:t>
-      </w:r>
-    </w:p>
-    <w:p>
-      <w:pPr>
-        <w:ind w:firstLineChars="900" w:firstLine="1980"/>
-        <w:rPr>
-          <w:rFonts w:ascii="ＭＳ Ｐゴシック" w:eastAsia="ＭＳ Ｐゴシック" w:hAnsi="ＭＳ Ｐゴシック"/>
-          <w:color w:val="0070C0"/>
-          <w:sz w:val="22"/>
-        </w:rPr>
-      </w:pPr>
-    </w:p>
-    <w:p>
-      <w:pPr>
-        <w:rPr>
-          <w:rFonts w:ascii="ＭＳ Ｐゴシック" w:eastAsia="ＭＳ Ｐゴシック" w:hAnsi="ＭＳ Ｐゴシック"/>
-          <w:b/>
-        </w:rPr>
-      </w:pPr>
-      <w:r>
-        <w:rPr>
-          <w:rFonts w:ascii="ＭＳ Ｐゴシック" w:eastAsia="ＭＳ Ｐゴシック" w:hAnsi="ＭＳ Ｐゴシック"/>
-          <w:sz w:val="22"/>
-        </w:rPr>
-        <w:t>ｐ3：</w:t>
-      </w:r>
-      <w:r>
-        <w:rPr>
-          <w:rFonts w:ascii="ＭＳ Ｐゴシック" w:eastAsia="ＭＳ Ｐゴシック" w:hAnsi="ＭＳ Ｐゴシック" w:hint="eastAsia"/>
-          <w:sz w:val="22"/>
-        </w:rPr>
-        <w:t xml:space="preserve"> </w:t>
-      </w:r>
-      <w:r>
-        <w:rPr>
-          <w:rFonts w:ascii="ＭＳ Ｐゴシック" w:eastAsia="ＭＳ Ｐゴシック" w:hAnsi="ＭＳ Ｐゴシック"/>
-          <w:b/>
-        </w:rPr>
-        <w:t>down</w:t>
-      </w:r>
-      <w:r>
-        <w:rPr>
-          <w:rFonts w:ascii="ＭＳ Ｐゴシック" w:eastAsia="ＭＳ Ｐゴシック" w:hAnsi="ＭＳ Ｐゴシック"/>
-          <w:b/>
-        </w:rPr>
-        <w:t xml:space="preserve">　　　　　　　　</w:t>
-      </w:r>
-      <w:r>
-        <w:rPr>
-          <w:rFonts w:ascii="ＭＳ Ｐゴシック" w:eastAsia="ＭＳ Ｐゴシック" w:hAnsi="ＭＳ Ｐゴシック"/>
-          <w:b/>
-          <w:color w:val="0070C0"/>
-        </w:rPr>
-        <w:t>ふせ</w:t>
-      </w:r>
-      <w:r>
-        <w:rPr>
-          <w:rFonts w:ascii="ＭＳ Ｐゴシック" w:eastAsia="ＭＳ Ｐゴシック" w:hAnsi="ＭＳ Ｐゴシック"/>
-          <w:b/>
-        </w:rPr>
-        <w:t xml:space="preserve">　　</w:t>
-      </w:r>
-      <w:r>
-        <w:rPr>
-          <w:rFonts w:ascii="ＭＳ Ｐゴシック" w:eastAsia="ＭＳ Ｐゴシック" w:hAnsi="ＭＳ Ｐゴシック"/>
-          <w:color w:val="0070C0"/>
-          <w:sz w:val="22"/>
-        </w:rPr>
-        <w:t>伏せ</w:t>
-      </w:r>
+        <w:ind w:firstLineChars="550" w:firstLine="1325"/>
+        <w:rPr>
+          <w:rFonts w:ascii="ＭＳ Ｐゴシック" w:eastAsia="ＭＳ Ｐゴシック" w:hAnsi="ＭＳ Ｐゴシック"/>
+          <w:color w:val="0070C0"/>
+          <w:sz w:val="22"/>
+        </w:rPr>
+      </w:pPr>
       <w:bookmarkStart w:id="0" w:name="_GoBack"/>
       <w:bookmarkEnd w:id="0"/>
+      <w:r>
+        <w:rPr>
+          <w:rFonts w:ascii="ＭＳ Ｐゴシック" w:eastAsia="ＭＳ Ｐゴシック" w:hAnsi="ＭＳ Ｐゴシック"/>
+          <w:b/>
+          <w:color w:val="0070C0"/>
+        </w:rPr>
+        <w:t xml:space="preserve">かわいい　</w:t>
+      </w:r>
+      <w:r>
+        <w:rPr>
+          <w:rFonts w:ascii="ＭＳ Ｐゴシック" w:eastAsia="ＭＳ Ｐゴシック" w:hAnsi="ＭＳ Ｐゴシック"/>
+          <w:color w:val="0070C0"/>
+        </w:rPr>
+        <w:t>可愛いね</w:t>
+      </w:r>
+      <w:r>
+        <w:rPr>
+          <w:rFonts w:ascii="ＭＳ Ｐゴシック" w:eastAsia="ＭＳ Ｐゴシック" w:hAnsi="ＭＳ Ｐゴシック"/>
+          <w:b/>
+          <w:color w:val="0070C0"/>
+        </w:rPr>
+        <w:t xml:space="preserve">　</w:t>
+      </w:r>
+      <w:r>
+        <w:rPr>
+          <w:rFonts w:ascii="ＭＳ Ｐゴシック" w:eastAsia="ＭＳ Ｐゴシック" w:hAnsi="ＭＳ Ｐゴシック"/>
+          <w:b/>
+          <w:color w:val="0070C0"/>
+        </w:rPr>
+        <w:t xml:space="preserve">いいこ　</w:t>
+      </w:r>
+      <w:r>
+        <w:rPr>
+          <w:rFonts w:ascii="ＭＳ Ｐゴシック" w:eastAsia="ＭＳ Ｐゴシック" w:hAnsi="ＭＳ Ｐゴシック"/>
+          <w:b/>
+          <w:color w:val="0070C0"/>
+        </w:rPr>
+        <w:t xml:space="preserve">おりこう　</w:t>
+      </w:r>
+      <w:r>
+        <w:rPr>
+          <w:rFonts w:ascii="ＭＳ Ｐゴシック" w:eastAsia="ＭＳ Ｐゴシック" w:hAnsi="ＭＳ Ｐゴシック"/>
+          <w:color w:val="0070C0"/>
+        </w:rPr>
+        <w:t>お利口ね</w:t>
+      </w:r>
+      <w:r>
+        <w:rPr>
+          <w:rFonts w:ascii="ＭＳ Ｐゴシック" w:eastAsia="ＭＳ Ｐゴシック" w:hAnsi="ＭＳ Ｐゴシック" w:hint="eastAsia"/>
+          <w:color w:val="0070C0"/>
+        </w:rPr>
+        <w:t xml:space="preserve"> </w:t>
+      </w:r>
+      <w:r>
+        <w:rPr>
+          <w:rFonts w:ascii="ＭＳ Ｐゴシック" w:eastAsia="ＭＳ Ｐゴシック" w:hAnsi="ＭＳ Ｐゴシック"/>
+          <w:color w:val="0070C0"/>
+        </w:rPr>
+        <w:t xml:space="preserve"> </w:t>
+      </w:r>
+      <w:r>
+        <w:rPr>
+          <w:rFonts w:ascii="ＭＳ Ｐゴシック" w:eastAsia="ＭＳ Ｐゴシック" w:hAnsi="ＭＳ Ｐゴシック"/>
+          <w:b/>
+          <w:color w:val="0070C0"/>
+        </w:rPr>
+        <w:t>よし</w:t>
+      </w:r>
+      <w:r>
+        <w:rPr>
+          <w:rFonts w:ascii="ＭＳ Ｐゴシック" w:eastAsia="ＭＳ Ｐゴシック" w:hAnsi="ＭＳ Ｐゴシック" w:hint="eastAsia"/>
+          <w:b/>
+          <w:color w:val="0070C0"/>
+        </w:rPr>
+        <w:t xml:space="preserve"> </w:t>
+      </w:r>
+      <w:r>
+        <w:rPr>
+          <w:rFonts w:ascii="ＭＳ Ｐゴシック" w:eastAsia="ＭＳ Ｐゴシック" w:hAnsi="ＭＳ Ｐゴシック"/>
+          <w:color w:val="0070C0"/>
+          <w:sz w:val="22"/>
+        </w:rPr>
+        <w:t xml:space="preserve">　カワイカワイ</w:t>
+      </w:r>
+      <w:r>
+        <w:rPr>
+          <w:rFonts w:ascii="ＭＳ Ｐゴシック" w:eastAsia="ＭＳ Ｐゴシック" w:hAnsi="ＭＳ Ｐゴシック"/>
+          <w:b/>
+          <w:color w:val="0070C0"/>
+          <w:sz w:val="22"/>
+        </w:rPr>
+        <w:t xml:space="preserve">　</w:t>
+      </w:r>
+      <w:r>
+        <w:rPr>
+          <w:rFonts w:ascii="ＭＳ Ｐゴシック" w:eastAsia="ＭＳ Ｐゴシック" w:hAnsi="ＭＳ Ｐゴシック" w:hint="eastAsia"/>
+          <w:b/>
+          <w:color w:val="0070C0"/>
+          <w:sz w:val="22"/>
+        </w:rPr>
+        <w:t>;</w:t>
+      </w:r>
+      <w:r>
+        <w:rPr>
+          <w:rFonts w:ascii="ＭＳ Ｐゴシック" w:eastAsia="ＭＳ Ｐゴシック" w:hAnsi="ＭＳ Ｐゴシック"/>
+          <w:b/>
+          <w:color w:val="0070C0"/>
+          <w:sz w:val="22"/>
+        </w:rPr>
+        <w:t xml:space="preserve">　</w:t>
+      </w:r>
+      <w:r>
+        <w:rPr>
+          <w:rFonts w:ascii="ＭＳ Ｐゴシック" w:eastAsia="ＭＳ Ｐゴシック" w:hAnsi="ＭＳ Ｐゴシック" w:hint="eastAsia"/>
+          <w:b/>
+          <w:color w:val="0070C0"/>
+          <w:sz w:val="22"/>
+        </w:rPr>
+        <w:t>[ペット名]</w:t>
+      </w:r>
+    </w:p>
+    <w:p>
+      <w:pPr>
+        <w:ind w:firstLineChars="900" w:firstLine="1980"/>
+        <w:rPr>
+          <w:rFonts w:ascii="ＭＳ Ｐゴシック" w:eastAsia="ＭＳ Ｐゴシック" w:hAnsi="ＭＳ Ｐゴシック"/>
+          <w:color w:val="0070C0"/>
+          <w:sz w:val="22"/>
+        </w:rPr>
+      </w:pPr>
+    </w:p>
+    <w:p>
+      <w:pPr>
+        <w:rPr>
+          <w:rFonts w:ascii="ＭＳ Ｐゴシック" w:eastAsia="ＭＳ Ｐゴシック" w:hAnsi="ＭＳ Ｐゴシック"/>
+          <w:b/>
+        </w:rPr>
+      </w:pPr>
+      <w:r>
+        <w:rPr>
+          <w:rFonts w:ascii="ＭＳ Ｐゴシック" w:eastAsia="ＭＳ Ｐゴシック" w:hAnsi="ＭＳ Ｐゴシック"/>
+          <w:sz w:val="22"/>
+        </w:rPr>
+        <w:t>ｐ3：</w:t>
+      </w:r>
+      <w:r>
+        <w:rPr>
+          <w:rFonts w:ascii="ＭＳ Ｐゴシック" w:eastAsia="ＭＳ Ｐゴシック" w:hAnsi="ＭＳ Ｐゴシック" w:hint="eastAsia"/>
+          <w:sz w:val="22"/>
+        </w:rPr>
+        <w:t xml:space="preserve"> </w:t>
+      </w:r>
+      <w:r>
+        <w:rPr>
+          <w:rFonts w:ascii="ＭＳ Ｐゴシック" w:eastAsia="ＭＳ Ｐゴシック" w:hAnsi="ＭＳ Ｐゴシック"/>
+          <w:b/>
+        </w:rPr>
+        <w:t>down</w:t>
+      </w:r>
+      <w:r>
+        <w:rPr>
+          <w:rFonts w:ascii="ＭＳ Ｐゴシック" w:eastAsia="ＭＳ Ｐゴシック" w:hAnsi="ＭＳ Ｐゴシック"/>
+          <w:b/>
+        </w:rPr>
+        <w:t xml:space="preserve">　　　　　　　　</w:t>
+      </w:r>
+      <w:r>
+        <w:rPr>
+          <w:rFonts w:ascii="ＭＳ Ｐゴシック" w:eastAsia="ＭＳ Ｐゴシック" w:hAnsi="ＭＳ Ｐゴシック"/>
+          <w:b/>
+          <w:color w:val="0070C0"/>
+        </w:rPr>
+        <w:t>ふせ</w:t>
+      </w:r>
+      <w:r>
+        <w:rPr>
+          <w:rFonts w:ascii="ＭＳ Ｐゴシック" w:eastAsia="ＭＳ Ｐゴシック" w:hAnsi="ＭＳ Ｐゴシック"/>
+          <w:b/>
+        </w:rPr>
+        <w:t xml:space="preserve">　　</w:t>
+      </w:r>
+      <w:r>
+        <w:rPr>
+          <w:rFonts w:ascii="ＭＳ Ｐゴシック" w:eastAsia="ＭＳ Ｐゴシック" w:hAnsi="ＭＳ Ｐゴシック"/>
+          <w:color w:val="0070C0"/>
+          <w:sz w:val="22"/>
+        </w:rPr>
+        <w:t>伏せ</w:t>
+      </w:r>
     </w:p>
     <w:p>
       <w:pPr>
